--- a/storage/templates/normalized-docx/BM-210/BM-210_normalized.docx
+++ b/storage/templates/normalized-docx/BM-210/BM-210_normalized.docx
@@ -1308,7 +1308,7 @@
         <w:rPr>
           <w:rFonts w:cs="Times New Roman" w:ascii="Times New Roman" w:hAnsi="Times New Roman"/>
         </w:rPr>
-        <w:t>{{recipients.field}}</w:t>
+        <w:t>{{recipients.personLine2}}</w:t>
       </w:r>
     </w:p>
     <w:p>
@@ -1322,7 +1322,7 @@
         <w:rPr>
           <w:rFonts w:cs="Times New Roman" w:ascii="Times New Roman" w:hAnsi="Times New Roman"/>
         </w:rPr>
-        <w:t>{{recipients.field}}</w:t>
+        <w:t>{{recipients.personLine3}}</w:t>
       </w:r>
     </w:p>
     <w:p>
@@ -1336,7 +1336,7 @@
         <w:rPr>
           <w:rFonts w:cs="Times New Roman" w:ascii="Times New Roman" w:hAnsi="Times New Roman"/>
         </w:rPr>
-        <w:t>{{recipients.field}}</w:t>
+        <w:t>{{recipients.personLine4}}</w:t>
       </w:r>
     </w:p>
     <w:p>
@@ -1352,7 +1352,7 @@
         <w:rPr>
           <w:rFonts w:cs="Times New Roman" w:ascii="Times New Roman" w:hAnsi="Times New Roman"/>
         </w:rPr>
-        <w:t>{{recipients.field}}</w:t>
+        <w:t>{{recipients.personLine5}}</w:t>
       </w:r>
     </w:p>
     <w:p>
@@ -1366,7 +1366,7 @@
         <w:rPr>
           <w:rFonts w:cs="Times New Roman" w:ascii="Times New Roman" w:hAnsi="Times New Roman"/>
         </w:rPr>
-        <w:t>{{recipients.field}}</w:t>
+        <w:t>{{recipients.personLine6}}</w:t>
       </w:r>
     </w:p>
     <w:p>
@@ -1380,7 +1380,7 @@
         <w:rPr>
           <w:rFonts w:cs="Times New Roman" w:ascii="Times New Roman" w:hAnsi="Times New Roman"/>
         </w:rPr>
-        <w:t>{{recipients.field}}</w:t>
+        <w:t>{{recipients.personLine7}}</w:t>
       </w:r>
     </w:p>
     <w:p>
@@ -1396,7 +1396,7 @@
         <w:rPr>
           <w:rFonts w:cs="Times New Roman" w:ascii="Times New Roman" w:hAnsi="Times New Roman"/>
         </w:rPr>
-        <w:t>{{recipients.field}}</w:t>
+        <w:t>{{recipients.personLine8}}</w:t>
       </w:r>
     </w:p>
     <w:p>
@@ -1412,7 +1412,7 @@
         <w:rPr>
           <w:rFonts w:cs="Times New Roman" w:ascii="Times New Roman" w:hAnsi="Times New Roman"/>
         </w:rPr>
-        <w:t>{{recipients.field}}</w:t>
+        <w:t>{{recipients.personLine9}}</w:t>
       </w:r>
     </w:p>
     <w:p>
@@ -1428,7 +1428,7 @@
         <w:rPr>
           <w:rFonts w:cs="Times New Roman" w:ascii="Times New Roman" w:hAnsi="Times New Roman"/>
         </w:rPr>
-        <w:t>{{recipients.field}}</w:t>
+        <w:t>{{recipients.personLine10}}</w:t>
       </w:r>
     </w:p>
     <w:p>
@@ -2133,7 +2133,7 @@
                 <w:sz w:val="24"/>
                 <w:lang w:val="pt-BR"/>
               </w:rPr>
-              <w:t>{{recipients.field}}</w:t>
+              <w:t>{{recipients.personLine11}}</w:t>
             </w:r>
           </w:p>
           <w:p>
